--- a/blog/what-is-collateral/What Is Collateral - Meaning, Types and How It Works.docx
+++ b/blog/what-is-collateral/What Is Collateral - Meaning, Types and How It Works.docx
@@ -82,7 +82,7 @@
         </w:rPr>
         <w:t xml:space="preserve">Collateral is an asset you pledge to a lender so it can recover what it lent if repayment stops. Property, gold, a car, a fixed deposit. Loans built on a pledge are secured. Personal loans usually are not. </w:t>
       </w:r>
-      <w:hyperlink w:history="1" r:id="rIdd2ei6aiyzlkmne9bhvkno">
+      <w:hyperlink w:history="1" r:id="rIdtcgxl2zlboovug12wicd5">
         <w:r>
           <w:rPr>
             <w:rFonts w:ascii="Calibri" w:cs="Calibri" w:eastAsia="Calibri" w:hAnsi="Calibri"/>
@@ -164,7 +164,7 @@
           <w:sz w:val="17"/>
           <w:szCs w:val="17"/>
         </w:rPr>
-        <w:t xml:space="preserve">[IMAGE 1 PLACEHOLDER — download from the Image Source link below, then replace this box]</w:t>
+        <w:t xml:space="preserve">[IMAGE 1 PLACEHOLDER: download from the Image Source link below, then replace this box]</w:t>
       </w:r>
     </w:p>
     <w:p>
@@ -189,7 +189,7 @@
         <w:spacing w:after="300"/>
         <w:jc w:val="center"/>
       </w:pPr>
-      <w:hyperlink w:history="1" r:id="rIdq4lb3t58nfzvx658iuxly">
+      <w:hyperlink w:history="1" r:id="rIddzkrsk-2atej19q13fzuk">
         <w:r>
           <w:rPr>
             <w:rFonts w:ascii="Calibri" w:cs="Calibri" w:eastAsia="Calibri" w:hAnsi="Calibri"/>
@@ -260,7 +260,7 @@
         </w:rPr>
         <w:t xml:space="preserve">You pledge the asset and hand over the original ownership papers. Your lender gets it valued, usually through an empanelled valuer, then lends a share of that value rather than all of it. Hero FinCorp funds up to 75% of a property's market value on a </w:t>
       </w:r>
-      <w:hyperlink w:history="1" r:id="rIdbdq73md4_jdjux-a36wjw">
+      <w:hyperlink w:history="1" r:id="rIdc5-48wtobfcaudw4v9m2s">
         <w:r>
           <w:rPr>
             <w:rFonts w:ascii="Calibri" w:cs="Calibri" w:eastAsia="Calibri" w:hAnsi="Calibri"/>
@@ -357,7 +357,7 @@
         </w:rPr>
         <w:t xml:space="preserve">Residential and commercial property back the largest, longest borrowing on the market. Lenders study the title, the location and the market value, then lend a share of it over a tenure that can stretch to 15 years. Read the </w:t>
       </w:r>
-      <w:hyperlink w:history="1" r:id="rIdw5sz6rprhp4fp_rbvxy8i">
+      <w:hyperlink w:history="1" r:id="rIdjy0gddrml5butx-va0zyf">
         <w:r>
           <w:rPr>
             <w:rFonts w:ascii="Calibri" w:cs="Calibri" w:eastAsia="Calibri" w:hAnsi="Calibri"/>
@@ -532,7 +532,7 @@
           <w:sz w:val="17"/>
           <w:szCs w:val="17"/>
         </w:rPr>
-        <w:t xml:space="preserve">[IMAGE 2 PLACEHOLDER — download from the Image Source link below, then replace this box]</w:t>
+        <w:t xml:space="preserve">[IMAGE 2 PLACEHOLDER: download from the Image Source link below, then replace this box]</w:t>
       </w:r>
     </w:p>
     <w:p>
@@ -557,7 +557,7 @@
         <w:spacing w:after="300"/>
         <w:jc w:val="center"/>
       </w:pPr>
-      <w:hyperlink w:history="1" r:id="rId3x7dl48fiaaibdokin0he">
+      <w:hyperlink w:history="1" r:id="rIdgvshfuvobsxluontvvrma">
         <w:r>
           <w:rPr>
             <w:rFonts w:ascii="Calibri" w:cs="Calibri" w:eastAsia="Calibri" w:hAnsi="Calibri"/>
@@ -1239,7 +1239,7 @@
         </w:rPr>
         <w:t xml:space="preserve">Your lender reads you instead. Net monthly income, how settled the job is, credit score and repayment record, and how much of your salary is already spoken for by existing EMIs. Hero FinCorp's </w:t>
       </w:r>
-      <w:hyperlink w:history="1" r:id="rIdyzwz3kfarehixyn3p-7ne">
+      <w:hyperlink w:history="1" r:id="rIdufwbzgcmwrzrlsejijmq4">
         <w:r>
           <w:rPr>
             <w:rFonts w:ascii="Calibri" w:cs="Calibri" w:eastAsia="Calibri" w:hAnsi="Calibri"/>
@@ -1260,7 +1260,7 @@
         </w:rPr>
         <w:t xml:space="preserve"> calculator gives you an indicative figure in about a minute, and the </w:t>
       </w:r>
-      <w:hyperlink w:history="1" r:id="rIdzwnmsxxmobvna3gfephhy">
+      <w:hyperlink w:history="1" r:id="rId5i5z-mto6qx_sp-evbaa5">
         <w:r>
           <w:rPr>
             <w:rFonts w:ascii="Calibri" w:cs="Calibri" w:eastAsia="Calibri" w:hAnsi="Calibri"/>
@@ -1422,7 +1422,7 @@
         </w:rPr>
         <w:t xml:space="preserve">Yes, residential and commercial both. Check the </w:t>
       </w:r>
-      <w:hyperlink w:history="1" r:id="rId-rtmtqxbkpgsl49zxym_z">
+      <w:hyperlink w:history="1" r:id="rId1wh11nkq7qwizntiti6xh">
         <w:r>
           <w:rPr>
             <w:rFonts w:ascii="Calibri" w:cs="Calibri" w:eastAsia="Calibri" w:hAnsi="Calibri"/>
@@ -1612,7 +1612,7 @@
         </w:rPr>
         <w:t xml:space="preserve">If the amount is modest and the need is immediate, unsecured is usually the better fit. </w:t>
       </w:r>
-      <w:hyperlink w:history="1" r:id="rIdasmhwgcw6tvc53ww6gw34">
+      <w:hyperlink w:history="1" r:id="rIdqxchirplvoznetqdqogaa">
         <w:r>
           <w:rPr>
             <w:rFonts w:ascii="Calibri" w:cs="Calibri" w:eastAsia="Calibri" w:hAnsi="Calibri"/>
